--- a/downloads/May Apiary Checks.docx
+++ b/downloads/May Apiary Checks.docx
@@ -247,39 +247,7 @@
                                   <w:bCs/>
                                   <w:color w:val="0D0D0D" w:themeColor="text1" w:themeTint="F2"/>
                                 </w:rPr>
-                                <w:t>R</w:t>
-                              </w:r>
-                              <w:r>
-                                <w:rPr>
-                                  <w:b/>
-                                  <w:bCs/>
-                                  <w:color w:val="0D0D0D" w:themeColor="text1" w:themeTint="F2"/>
-                                </w:rPr>
-                                <w:t>E</w:t>
-                              </w:r>
-                              <w:r>
-                                <w:rPr>
-                                  <w:b/>
-                                  <w:bCs/>
-                                  <w:color w:val="0D0D0D" w:themeColor="text1" w:themeTint="F2"/>
-                                </w:rPr>
-                                <w:t>A</w:t>
-                              </w:r>
-                              <w:r>
-                                <w:rPr>
-                                  <w:b/>
-                                  <w:bCs/>
-                                  <w:color w:val="0D0D0D" w:themeColor="text1" w:themeTint="F2"/>
-                                </w:rPr>
-                                <w:t>LITY CHECK</w:t>
-                              </w:r>
-                              <w:r>
-                                <w:rPr>
-                                  <w:b/>
-                                  <w:bCs/>
-                                  <w:color w:val="0D0D0D" w:themeColor="text1" w:themeTint="F2"/>
-                                </w:rPr>
-                                <w:t>:</w:t>
+                                <w:t>REALITY CHECK:</w:t>
                               </w:r>
                               <w:r>
                                 <w:rPr>
@@ -368,39 +336,7 @@
                             <w:bCs/>
                             <w:color w:val="0D0D0D" w:themeColor="text1" w:themeTint="F2"/>
                           </w:rPr>
-                          <w:t>R</w:t>
-                        </w:r>
-                        <w:r>
-                          <w:rPr>
-                            <w:b/>
-                            <w:bCs/>
-                            <w:color w:val="0D0D0D" w:themeColor="text1" w:themeTint="F2"/>
-                          </w:rPr>
-                          <w:t>E</w:t>
-                        </w:r>
-                        <w:r>
-                          <w:rPr>
-                            <w:b/>
-                            <w:bCs/>
-                            <w:color w:val="0D0D0D" w:themeColor="text1" w:themeTint="F2"/>
-                          </w:rPr>
-                          <w:t>A</w:t>
-                        </w:r>
-                        <w:r>
-                          <w:rPr>
-                            <w:b/>
-                            <w:bCs/>
-                            <w:color w:val="0D0D0D" w:themeColor="text1" w:themeTint="F2"/>
-                          </w:rPr>
-                          <w:t>LITY CHECK</w:t>
-                        </w:r>
-                        <w:r>
-                          <w:rPr>
-                            <w:b/>
-                            <w:bCs/>
-                            <w:color w:val="0D0D0D" w:themeColor="text1" w:themeTint="F2"/>
-                          </w:rPr>
-                          <w:t>:</w:t>
+                          <w:t>REALITY CHECK:</w:t>
                         </w:r>
                         <w:r>
                           <w:rPr>
@@ -450,6 +386,9 @@
         </w:rPr>
       </w:pPr>
       <w:r>
+        <w:rPr>
+          <w:noProof/>
+        </w:rPr>
         <w:drawing>
           <wp:anchor distT="0" distB="0" distL="114300" distR="114300" simplePos="0" relativeHeight="251666432" behindDoc="1" locked="0" layoutInCell="1" allowOverlap="1" wp14:anchorId="33107FCE" wp14:editId="2FCE3295">
             <wp:simplePos x="0" y="0"/>
@@ -761,47 +700,7 @@
                                   <w:bCs/>
                                   <w:color w:val="0D0D0D" w:themeColor="text1" w:themeTint="F2"/>
                                 </w:rPr>
-                                <w:t>P</w:t>
-                              </w:r>
-                              <w:r>
-                                <w:rPr>
-                                  <w:b/>
-                                  <w:bCs/>
-                                  <w:color w:val="0D0D0D" w:themeColor="text1" w:themeTint="F2"/>
-                                </w:rPr>
-                                <w:t>RA</w:t>
-                              </w:r>
-                              <w:r>
-                                <w:rPr>
-                                  <w:b/>
-                                  <w:bCs/>
-                                  <w:color w:val="0D0D0D" w:themeColor="text1" w:themeTint="F2"/>
-                                </w:rPr>
-                                <w:t>CTI</w:t>
-                              </w:r>
-                              <w:r>
-                                <w:rPr>
-                                  <w:b/>
-                                  <w:bCs/>
-                                  <w:color w:val="0D0D0D" w:themeColor="text1" w:themeTint="F2"/>
-                                </w:rPr>
-                                <w:t>LE</w:t>
-                              </w:r>
-                              <w:r>
-                                <w:rPr>
-                                  <w:b/>
-                                  <w:bCs/>
-                                  <w:color w:val="0D0D0D" w:themeColor="text1" w:themeTint="F2"/>
-                                </w:rPr>
-                                <w:t xml:space="preserve"> RULE</w:t>
-                              </w:r>
-                              <w:r>
-                                <w:rPr>
-                                  <w:b/>
-                                  <w:bCs/>
-                                  <w:color w:val="0D0D0D" w:themeColor="text1" w:themeTint="F2"/>
-                                </w:rPr>
-                                <w:t>:</w:t>
+                                <w:t>PRACTILE RULE:</w:t>
                               </w:r>
                               <w:r>
                                 <w:rPr>
@@ -897,47 +796,7 @@
                             <w:bCs/>
                             <w:color w:val="0D0D0D" w:themeColor="text1" w:themeTint="F2"/>
                           </w:rPr>
-                          <w:t>P</w:t>
-                        </w:r>
-                        <w:r>
-                          <w:rPr>
-                            <w:b/>
-                            <w:bCs/>
-                            <w:color w:val="0D0D0D" w:themeColor="text1" w:themeTint="F2"/>
-                          </w:rPr>
-                          <w:t>RA</w:t>
-                        </w:r>
-                        <w:r>
-                          <w:rPr>
-                            <w:b/>
-                            <w:bCs/>
-                            <w:color w:val="0D0D0D" w:themeColor="text1" w:themeTint="F2"/>
-                          </w:rPr>
-                          <w:t>CTI</w:t>
-                        </w:r>
-                        <w:r>
-                          <w:rPr>
-                            <w:b/>
-                            <w:bCs/>
-                            <w:color w:val="0D0D0D" w:themeColor="text1" w:themeTint="F2"/>
-                          </w:rPr>
-                          <w:t>LE</w:t>
-                        </w:r>
-                        <w:r>
-                          <w:rPr>
-                            <w:b/>
-                            <w:bCs/>
-                            <w:color w:val="0D0D0D" w:themeColor="text1" w:themeTint="F2"/>
-                          </w:rPr>
-                          <w:t xml:space="preserve"> RULE</w:t>
-                        </w:r>
-                        <w:r>
-                          <w:rPr>
-                            <w:b/>
-                            <w:bCs/>
-                            <w:color w:val="0D0D0D" w:themeColor="text1" w:themeTint="F2"/>
-                          </w:rPr>
-                          <w:t>:</w:t>
+                          <w:t>PRACTILE RULE:</w:t>
                         </w:r>
                         <w:r>
                           <w:rPr>
@@ -1199,39 +1058,7 @@
                                   <w:bCs/>
                                   <w:color w:val="0D0D0D" w:themeColor="text1" w:themeTint="F2"/>
                                 </w:rPr>
-                                <w:t>R</w:t>
-                              </w:r>
-                              <w:r>
-                                <w:rPr>
-                                  <w:b/>
-                                  <w:bCs/>
-                                  <w:color w:val="0D0D0D" w:themeColor="text1" w:themeTint="F2"/>
-                                </w:rPr>
-                                <w:t>E</w:t>
-                              </w:r>
-                              <w:r>
-                                <w:rPr>
-                                  <w:b/>
-                                  <w:bCs/>
-                                  <w:color w:val="0D0D0D" w:themeColor="text1" w:themeTint="F2"/>
-                                </w:rPr>
-                                <w:t>AL</w:t>
-                              </w:r>
-                              <w:r>
-                                <w:rPr>
-                                  <w:b/>
-                                  <w:bCs/>
-                                  <w:color w:val="0D0D0D" w:themeColor="text1" w:themeTint="F2"/>
-                                </w:rPr>
-                                <w:t>ITY CHECK</w:t>
-                              </w:r>
-                              <w:r>
-                                <w:rPr>
-                                  <w:b/>
-                                  <w:bCs/>
-                                  <w:color w:val="0D0D0D" w:themeColor="text1" w:themeTint="F2"/>
-                                </w:rPr>
-                                <w:t>:</w:t>
+                                <w:t>REALITY CHECK:</w:t>
                               </w:r>
                               <w:r>
                                 <w:rPr>
@@ -1301,39 +1128,7 @@
                             <w:bCs/>
                             <w:color w:val="0D0D0D" w:themeColor="text1" w:themeTint="F2"/>
                           </w:rPr>
-                          <w:t>R</w:t>
-                        </w:r>
-                        <w:r>
-                          <w:rPr>
-                            <w:b/>
-                            <w:bCs/>
-                            <w:color w:val="0D0D0D" w:themeColor="text1" w:themeTint="F2"/>
-                          </w:rPr>
-                          <w:t>E</w:t>
-                        </w:r>
-                        <w:r>
-                          <w:rPr>
-                            <w:b/>
-                            <w:bCs/>
-                            <w:color w:val="0D0D0D" w:themeColor="text1" w:themeTint="F2"/>
-                          </w:rPr>
-                          <w:t>AL</w:t>
-                        </w:r>
-                        <w:r>
-                          <w:rPr>
-                            <w:b/>
-                            <w:bCs/>
-                            <w:color w:val="0D0D0D" w:themeColor="text1" w:themeTint="F2"/>
-                          </w:rPr>
-                          <w:t>ITY CHECK</w:t>
-                        </w:r>
-                        <w:r>
-                          <w:rPr>
-                            <w:b/>
-                            <w:bCs/>
-                            <w:color w:val="0D0D0D" w:themeColor="text1" w:themeTint="F2"/>
-                          </w:rPr>
-                          <w:t>:</w:t>
+                          <w:t>REALITY CHECK:</w:t>
                         </w:r>
                         <w:r>
                           <w:rPr>
@@ -1405,6 +1200,9 @@
     </w:p>
     <w:p>
       <w:r>
+        <w:rPr>
+          <w:noProof/>
+        </w:rPr>
         <w:drawing>
           <wp:anchor distT="0" distB="0" distL="114300" distR="114300" simplePos="0" relativeHeight="251667456" behindDoc="1" locked="0" layoutInCell="1" allowOverlap="1" wp14:anchorId="5EEE5E7D" wp14:editId="5BDC4822">
             <wp:simplePos x="0" y="0"/>
@@ -1916,14 +1714,7 @@
         <w:sz w:val="20"/>
         <w:szCs w:val="20"/>
       </w:rPr>
-      <w:t>:</w:t>
-    </w:r>
-    <w:r>
-      <w:rPr>
-        <w:sz w:val="20"/>
-        <w:szCs w:val="20"/>
-      </w:rPr>
-      <w:t xml:space="preserve"> </w:t>
+      <w:t xml:space="preserve">: </w:t>
     </w:r>
     <w:hyperlink r:id="rId1" w:history="1">
       <w:r>
@@ -1932,23 +1723,7 @@
           <w:sz w:val="20"/>
           <w:szCs w:val="20"/>
         </w:rPr>
-        <w:t>https://be</w:t>
-      </w:r>
-      <w:r>
-        <w:rPr>
-          <w:rStyle w:val="Hyperlink"/>
-          <w:sz w:val="20"/>
-          <w:szCs w:val="20"/>
-        </w:rPr>
-        <w:t>e</w:t>
-      </w:r>
-      <w:r>
-        <w:rPr>
-          <w:rStyle w:val="Hyperlink"/>
-          <w:sz w:val="20"/>
-          <w:szCs w:val="20"/>
-        </w:rPr>
-        <w:t>zknees.co.uk/</w:t>
+        <w:t>https://beezknees.co.uk/</w:t>
       </w:r>
     </w:hyperlink>
     <w:r>
@@ -2127,18 +1902,7 @@
                               <w:sz w:val="28"/>
                               <w:szCs w:val="28"/>
                             </w:rPr>
-                            <w:t>May</w:t>
-                          </w:r>
-                          <w:r>
-                            <w:rPr>
-                              <w:rFonts w:ascii="Segoe UI" w:hAnsi="Segoe UI" w:cs="Segoe UI"/>
-                              <w:b/>
-                              <w:bCs/>
-                              <w:color w:val="000000" w:themeColor="text1"/>
-                              <w:sz w:val="28"/>
-                              <w:szCs w:val="28"/>
-                            </w:rPr>
-                            <w:t xml:space="preserve"> Apiary Master Guide</w:t>
+                            <w:t>May Apiary Master Guide</w:t>
                           </w:r>
                           <w:r>
                             <w:rPr>
@@ -2170,16 +1934,7 @@
                               <w:sz w:val="16"/>
                               <w:szCs w:val="16"/>
                             </w:rPr>
-                            <w:t>May</w:t>
-                          </w:r>
-                          <w:r>
-                            <w:rPr>
-                              <w:rFonts w:ascii="Segoe UI" w:hAnsi="Segoe UI" w:cs="Segoe UI"/>
-                              <w:color w:val="000000" w:themeColor="text1"/>
-                              <w:sz w:val="16"/>
-                              <w:szCs w:val="16"/>
-                            </w:rPr>
-                            <w:t xml:space="preserve"> apiary </w:t>
+                            <w:t xml:space="preserve">May apiary </w:t>
                           </w:r>
                           <w:r>
                             <w:rPr>
@@ -2348,18 +2103,7 @@
                         <w:sz w:val="28"/>
                         <w:szCs w:val="28"/>
                       </w:rPr>
-                      <w:t>May</w:t>
-                    </w:r>
-                    <w:r>
-                      <w:rPr>
-                        <w:rFonts w:ascii="Segoe UI" w:hAnsi="Segoe UI" w:cs="Segoe UI"/>
-                        <w:b/>
-                        <w:bCs/>
-                        <w:color w:val="000000" w:themeColor="text1"/>
-                        <w:sz w:val="28"/>
-                        <w:szCs w:val="28"/>
-                      </w:rPr>
-                      <w:t xml:space="preserve"> Apiary Master Guide</w:t>
+                      <w:t>May Apiary Master Guide</w:t>
                     </w:r>
                     <w:r>
                       <w:rPr>
@@ -2391,16 +2135,7 @@
                         <w:sz w:val="16"/>
                         <w:szCs w:val="16"/>
                       </w:rPr>
-                      <w:t>May</w:t>
-                    </w:r>
-                    <w:r>
-                      <w:rPr>
-                        <w:rFonts w:ascii="Segoe UI" w:hAnsi="Segoe UI" w:cs="Segoe UI"/>
-                        <w:color w:val="000000" w:themeColor="text1"/>
-                        <w:sz w:val="16"/>
-                        <w:szCs w:val="16"/>
-                      </w:rPr>
-                      <w:t xml:space="preserve"> apiary </w:t>
+                      <w:t xml:space="preserve">May apiary </w:t>
                     </w:r>
                     <w:r>
                       <w:rPr>
@@ -3437,6 +3172,7 @@
   <w:style w:type="character" w:default="1" w:styleId="DefaultParagraphFont">
     <w:name w:val="Default Paragraph Font"/>
     <w:uiPriority w:val="1"/>
+    <w:semiHidden/>
     <w:unhideWhenUsed/>
   </w:style>
   <w:style w:type="table" w:default="1" w:styleId="TableNormal">

--- a/downloads/May Apiary Checks.docx
+++ b/downloads/May Apiary Checks.docx
@@ -1658,8 +1658,12 @@
     </w:p>
     <w:p/>
     <w:sectPr>
-      <w:headerReference w:type="default" r:id="rId9"/>
-      <w:footerReference w:type="default" r:id="rId10"/>
+      <w:headerReference w:type="even" r:id="rId9"/>
+      <w:headerReference w:type="default" r:id="rId10"/>
+      <w:footerReference w:type="even" r:id="rId11"/>
+      <w:footerReference w:type="default" r:id="rId12"/>
+      <w:headerReference w:type="first" r:id="rId13"/>
+      <w:footerReference w:type="first" r:id="rId14"/>
       <w:pgSz w:w="11906" w:h="16838"/>
       <w:pgMar w:top="1843" w:right="1440" w:bottom="1440" w:left="1440" w:header="708" w:footer="708" w:gutter="0"/>
       <w:cols w:space="708"/>
@@ -1695,6 +1699,16 @@
 </file>
 
 <file path=word/footer1.xml><?xml version="1.0" encoding="utf-8"?>
+<w:ftr xmlns:wpc="http://schemas.microsoft.com/office/word/2010/wordprocessingCanvas" xmlns:cx="http://schemas.microsoft.com/office/drawing/2014/chartex" xmlns:cx1="http://schemas.microsoft.com/office/drawing/2015/9/8/chartex" xmlns:cx2="http://schemas.microsoft.com/office/drawing/2015/10/21/chartex" xmlns:cx3="http://schemas.microsoft.com/office/drawing/2016/5/9/chartex" xmlns:cx4="http://schemas.microsoft.com/office/drawing/2016/5/10/chartex" xmlns:cx5="http://schemas.microsoft.com/office/drawing/2016/5/11/chartex" xmlns:cx6="http://schemas.microsoft.com/office/drawing/2016/5/12/chartex" xmlns:cx7="http://schemas.microsoft.com/office/drawing/2016/5/13/chartex" xmlns:cx8="http://schemas.microsoft.com/office/drawing/2016/5/14/chartex" xmlns:mc="http://schemas.openxmlformats.org/markup-compatibility/2006" xmlns:aink="http://schemas.microsoft.com/office/drawing/2016/ink" xmlns:am3d="http://schemas.microsoft.com/office/drawing/2017/model3d" xmlns:o="urn:schemas-microsoft-com:office:office" xmlns:oel="http://schemas.microsoft.com/office/2019/extlst" xmlns:r="http://schemas.openxmlformats.org/officeDocument/2006/relationships" xmlns:m="http://schemas.openxmlformats.org/officeDocument/2006/math" xmlns:v="urn:schemas-microsoft-com:vml" xmlns:wp14="http://schemas.microsoft.com/office/word/2010/wordprocessingDrawing" xmlns:wp="http://schemas.openxmlformats.org/drawingml/2006/wordprocessingDrawing" xmlns:w10="urn:schemas-microsoft-com:office:word" xmlns:w="http://schemas.openxmlformats.org/wordprocessingml/2006/main" xmlns:w14="http://schemas.microsoft.com/office/word/2010/wordml" xmlns:w15="http://schemas.microsoft.com/office/word/2012/wordml" xmlns:w16cex="http://schemas.microsoft.com/office/word/2018/wordml/cex" xmlns:w16cid="http://schemas.microsoft.com/office/word/2016/wordml/cid" xmlns:w16="http://schemas.microsoft.com/office/word/2018/wordml" xmlns:w16du="http://schemas.microsoft.com/office/word/2023/wordml/word16du" xmlns:w16sdtdh="http://schemas.microsoft.com/office/word/2020/wordml/sdtdatahash" xmlns:w16sdtfl="http://schemas.microsoft.com/office/word/2024/wordml/sdtformatlock" xmlns:w16se="http://schemas.microsoft.com/office/word/2015/wordml/symex" xmlns:wpg="http://schemas.microsoft.com/office/word/2010/wordprocessingGroup" xmlns:wpi="http://schemas.microsoft.com/office/word/2010/wordprocessingInk" xmlns:wne="http://schemas.microsoft.com/office/word/2006/wordml" xmlns:wps="http://schemas.microsoft.com/office/word/2010/wordprocessingShape" mc:Ignorable="w14 w15 w16se w16cid w16 w16cex w16sdtdh w16sdtfl w16du wp14">
+  <w:p>
+    <w:pPr>
+      <w:pStyle w:val="Footer"/>
+    </w:pPr>
+  </w:p>
+</w:ftr>
+</file>
+
+<file path=word/footer2.xml><?xml version="1.0" encoding="utf-8"?>
 <w:ftr xmlns:wpc="http://schemas.microsoft.com/office/word/2010/wordprocessingCanvas" xmlns:cx="http://schemas.microsoft.com/office/drawing/2014/chartex" xmlns:cx1="http://schemas.microsoft.com/office/drawing/2015/9/8/chartex" xmlns:cx2="http://schemas.microsoft.com/office/drawing/2015/10/21/chartex" xmlns:cx3="http://schemas.microsoft.com/office/drawing/2016/5/9/chartex" xmlns:cx4="http://schemas.microsoft.com/office/drawing/2016/5/10/chartex" xmlns:cx5="http://schemas.microsoft.com/office/drawing/2016/5/11/chartex" xmlns:cx6="http://schemas.microsoft.com/office/drawing/2016/5/12/chartex" xmlns:cx7="http://schemas.microsoft.com/office/drawing/2016/5/13/chartex" xmlns:cx8="http://schemas.microsoft.com/office/drawing/2016/5/14/chartex" xmlns:mc="http://schemas.openxmlformats.org/markup-compatibility/2006" xmlns:aink="http://schemas.microsoft.com/office/drawing/2016/ink" xmlns:am3d="http://schemas.microsoft.com/office/drawing/2017/model3d" xmlns:o="urn:schemas-microsoft-com:office:office" xmlns:oel="http://schemas.microsoft.com/office/2019/extlst" xmlns:r="http://schemas.openxmlformats.org/officeDocument/2006/relationships" xmlns:m="http://schemas.openxmlformats.org/officeDocument/2006/math" xmlns:v="urn:schemas-microsoft-com:vml" xmlns:wp14="http://schemas.microsoft.com/office/word/2010/wordprocessingDrawing" xmlns:wp="http://schemas.openxmlformats.org/drawingml/2006/wordprocessingDrawing" xmlns:w10="urn:schemas-microsoft-com:office:word" xmlns:w="http://schemas.openxmlformats.org/wordprocessingml/2006/main" xmlns:w14="http://schemas.microsoft.com/office/word/2010/wordml" xmlns:w15="http://schemas.microsoft.com/office/word/2012/wordml" xmlns:w16cex="http://schemas.microsoft.com/office/word/2018/wordml/cex" xmlns:w16cid="http://schemas.microsoft.com/office/word/2016/wordml/cid" xmlns:w16="http://schemas.microsoft.com/office/word/2018/wordml" xmlns:w16du="http://schemas.microsoft.com/office/word/2023/wordml/word16du" xmlns:w16sdtdh="http://schemas.microsoft.com/office/word/2020/wordml/sdtdatahash" xmlns:w16sdtfl="http://schemas.microsoft.com/office/word/2024/wordml/sdtformatlock" xmlns:w16se="http://schemas.microsoft.com/office/word/2015/wordml/symex" xmlns:wpg="http://schemas.microsoft.com/office/word/2010/wordprocessingGroup" xmlns:wpi="http://schemas.microsoft.com/office/word/2010/wordprocessingInk" xmlns:wne="http://schemas.microsoft.com/office/word/2006/wordml" xmlns:wps="http://schemas.microsoft.com/office/word/2010/wordprocessingShape" mc:Ignorable="w14 w15 w16se w16cid w16 w16cex w16sdtdh w16sdtfl w16du wp14">
   <w:p>
     <w:pPr>
@@ -1737,6 +1751,16 @@
 </w:ftr>
 </file>
 
+<file path=word/footer3.xml><?xml version="1.0" encoding="utf-8"?>
+<w:ftr xmlns:wpc="http://schemas.microsoft.com/office/word/2010/wordprocessingCanvas" xmlns:cx="http://schemas.microsoft.com/office/drawing/2014/chartex" xmlns:cx1="http://schemas.microsoft.com/office/drawing/2015/9/8/chartex" xmlns:cx2="http://schemas.microsoft.com/office/drawing/2015/10/21/chartex" xmlns:cx3="http://schemas.microsoft.com/office/drawing/2016/5/9/chartex" xmlns:cx4="http://schemas.microsoft.com/office/drawing/2016/5/10/chartex" xmlns:cx5="http://schemas.microsoft.com/office/drawing/2016/5/11/chartex" xmlns:cx6="http://schemas.microsoft.com/office/drawing/2016/5/12/chartex" xmlns:cx7="http://schemas.microsoft.com/office/drawing/2016/5/13/chartex" xmlns:cx8="http://schemas.microsoft.com/office/drawing/2016/5/14/chartex" xmlns:mc="http://schemas.openxmlformats.org/markup-compatibility/2006" xmlns:aink="http://schemas.microsoft.com/office/drawing/2016/ink" xmlns:am3d="http://schemas.microsoft.com/office/drawing/2017/model3d" xmlns:o="urn:schemas-microsoft-com:office:office" xmlns:oel="http://schemas.microsoft.com/office/2019/extlst" xmlns:r="http://schemas.openxmlformats.org/officeDocument/2006/relationships" xmlns:m="http://schemas.openxmlformats.org/officeDocument/2006/math" xmlns:v="urn:schemas-microsoft-com:vml" xmlns:wp14="http://schemas.microsoft.com/office/word/2010/wordprocessingDrawing" xmlns:wp="http://schemas.openxmlformats.org/drawingml/2006/wordprocessingDrawing" xmlns:w10="urn:schemas-microsoft-com:office:word" xmlns:w="http://schemas.openxmlformats.org/wordprocessingml/2006/main" xmlns:w14="http://schemas.microsoft.com/office/word/2010/wordml" xmlns:w15="http://schemas.microsoft.com/office/word/2012/wordml" xmlns:w16cex="http://schemas.microsoft.com/office/word/2018/wordml/cex" xmlns:w16cid="http://schemas.microsoft.com/office/word/2016/wordml/cid" xmlns:w16="http://schemas.microsoft.com/office/word/2018/wordml" xmlns:w16du="http://schemas.microsoft.com/office/word/2023/wordml/word16du" xmlns:w16sdtdh="http://schemas.microsoft.com/office/word/2020/wordml/sdtdatahash" xmlns:w16sdtfl="http://schemas.microsoft.com/office/word/2024/wordml/sdtformatlock" xmlns:w16se="http://schemas.microsoft.com/office/word/2015/wordml/symex" xmlns:wpg="http://schemas.microsoft.com/office/word/2010/wordprocessingGroup" xmlns:wpi="http://schemas.microsoft.com/office/word/2010/wordprocessingInk" xmlns:wne="http://schemas.microsoft.com/office/word/2006/wordml" xmlns:wps="http://schemas.microsoft.com/office/word/2010/wordprocessingShape" mc:Ignorable="w14 w15 w16se w16cid w16 w16cex w16sdtdh w16sdtfl w16du wp14">
+  <w:p>
+    <w:pPr>
+      <w:pStyle w:val="Footer"/>
+    </w:pPr>
+  </w:p>
+</w:ftr>
+</file>
+
 <file path=word/footnotes.xml><?xml version="1.0" encoding="utf-8"?>
 <w:footnotes xmlns:wpc="http://schemas.microsoft.com/office/word/2010/wordprocessingCanvas" xmlns:cx="http://schemas.microsoft.com/office/drawing/2014/chartex" xmlns:cx1="http://schemas.microsoft.com/office/drawing/2015/9/8/chartex" xmlns:cx2="http://schemas.microsoft.com/office/drawing/2015/10/21/chartex" xmlns:cx3="http://schemas.microsoft.com/office/drawing/2016/5/9/chartex" xmlns:cx4="http://schemas.microsoft.com/office/drawing/2016/5/10/chartex" xmlns:cx5="http://schemas.microsoft.com/office/drawing/2016/5/11/chartex" xmlns:cx6="http://schemas.microsoft.com/office/drawing/2016/5/12/chartex" xmlns:cx7="http://schemas.microsoft.com/office/drawing/2016/5/13/chartex" xmlns:cx8="http://schemas.microsoft.com/office/drawing/2016/5/14/chartex" xmlns:mc="http://schemas.openxmlformats.org/markup-compatibility/2006" xmlns:aink="http://schemas.microsoft.com/office/drawing/2016/ink" xmlns:am3d="http://schemas.microsoft.com/office/drawing/2017/model3d" xmlns:o="urn:schemas-microsoft-com:office:office" xmlns:oel="http://schemas.microsoft.com/office/2019/extlst" xmlns:r="http://schemas.openxmlformats.org/officeDocument/2006/relationships" xmlns:m="http://schemas.openxmlformats.org/officeDocument/2006/math" xmlns:v="urn:schemas-microsoft-com:vml" xmlns:wp14="http://schemas.microsoft.com/office/word/2010/wordprocessingDrawing" xmlns:wp="http://schemas.openxmlformats.org/drawingml/2006/wordprocessingDrawing" xmlns:w10="urn:schemas-microsoft-com:office:word" xmlns:w="http://schemas.openxmlformats.org/wordprocessingml/2006/main" xmlns:w14="http://schemas.microsoft.com/office/word/2010/wordml" xmlns:w15="http://schemas.microsoft.com/office/word/2012/wordml" xmlns:w16cex="http://schemas.microsoft.com/office/word/2018/wordml/cex" xmlns:w16cid="http://schemas.microsoft.com/office/word/2016/wordml/cid" xmlns:w16="http://schemas.microsoft.com/office/word/2018/wordml" xmlns:w16du="http://schemas.microsoft.com/office/word/2023/wordml/word16du" xmlns:w16sdtdh="http://schemas.microsoft.com/office/word/2020/wordml/sdtdatahash" xmlns:w16sdtfl="http://schemas.microsoft.com/office/word/2024/wordml/sdtformatlock" xmlns:w16se="http://schemas.microsoft.com/office/word/2015/wordml/symex" xmlns:wpg="http://schemas.microsoft.com/office/word/2010/wordprocessingGroup" xmlns:wpi="http://schemas.microsoft.com/office/word/2010/wordprocessingInk" xmlns:wne="http://schemas.microsoft.com/office/word/2006/wordml" xmlns:wps="http://schemas.microsoft.com/office/word/2010/wordprocessingShape" mc:Ignorable="w14 w15 w16se w16cid w16 w16cex w16sdtdh w16sdtfl w16du wp14">
   <w:footnote w:type="separator" w:id="-1">
@@ -1763,6 +1787,16 @@
 </file>
 
 <file path=word/header1.xml><?xml version="1.0" encoding="utf-8"?>
+<w:hdr xmlns:wpc="http://schemas.microsoft.com/office/word/2010/wordprocessingCanvas" xmlns:cx="http://schemas.microsoft.com/office/drawing/2014/chartex" xmlns:cx1="http://schemas.microsoft.com/office/drawing/2015/9/8/chartex" xmlns:cx2="http://schemas.microsoft.com/office/drawing/2015/10/21/chartex" xmlns:cx3="http://schemas.microsoft.com/office/drawing/2016/5/9/chartex" xmlns:cx4="http://schemas.microsoft.com/office/drawing/2016/5/10/chartex" xmlns:cx5="http://schemas.microsoft.com/office/drawing/2016/5/11/chartex" xmlns:cx6="http://schemas.microsoft.com/office/drawing/2016/5/12/chartex" xmlns:cx7="http://schemas.microsoft.com/office/drawing/2016/5/13/chartex" xmlns:cx8="http://schemas.microsoft.com/office/drawing/2016/5/14/chartex" xmlns:mc="http://schemas.openxmlformats.org/markup-compatibility/2006" xmlns:aink="http://schemas.microsoft.com/office/drawing/2016/ink" xmlns:am3d="http://schemas.microsoft.com/office/drawing/2017/model3d" xmlns:o="urn:schemas-microsoft-com:office:office" xmlns:oel="http://schemas.microsoft.com/office/2019/extlst" xmlns:r="http://schemas.openxmlformats.org/officeDocument/2006/relationships" xmlns:m="http://schemas.openxmlformats.org/officeDocument/2006/math" xmlns:v="urn:schemas-microsoft-com:vml" xmlns:wp14="http://schemas.microsoft.com/office/word/2010/wordprocessingDrawing" xmlns:wp="http://schemas.openxmlformats.org/drawingml/2006/wordprocessingDrawing" xmlns:w10="urn:schemas-microsoft-com:office:word" xmlns:w="http://schemas.openxmlformats.org/wordprocessingml/2006/main" xmlns:w14="http://schemas.microsoft.com/office/word/2010/wordml" xmlns:w15="http://schemas.microsoft.com/office/word/2012/wordml" xmlns:w16cex="http://schemas.microsoft.com/office/word/2018/wordml/cex" xmlns:w16cid="http://schemas.microsoft.com/office/word/2016/wordml/cid" xmlns:w16="http://schemas.microsoft.com/office/word/2018/wordml" xmlns:w16du="http://schemas.microsoft.com/office/word/2023/wordml/word16du" xmlns:w16sdtdh="http://schemas.microsoft.com/office/word/2020/wordml/sdtdatahash" xmlns:w16sdtfl="http://schemas.microsoft.com/office/word/2024/wordml/sdtformatlock" xmlns:w16se="http://schemas.microsoft.com/office/word/2015/wordml/symex" xmlns:wpg="http://schemas.microsoft.com/office/word/2010/wordprocessingGroup" xmlns:wpi="http://schemas.microsoft.com/office/word/2010/wordprocessingInk" xmlns:wne="http://schemas.microsoft.com/office/word/2006/wordml" xmlns:wps="http://schemas.microsoft.com/office/word/2010/wordprocessingShape" mc:Ignorable="w14 w15 w16se w16cid w16 w16cex w16sdtdh w16sdtfl w16du wp14">
+  <w:p>
+    <w:pPr>
+      <w:pStyle w:val="Header"/>
+    </w:pPr>
+  </w:p>
+</w:hdr>
+</file>
+
+<file path=word/header2.xml><?xml version="1.0" encoding="utf-8"?>
 <w:hdr xmlns:wpc="http://schemas.microsoft.com/office/word/2010/wordprocessingCanvas" xmlns:cx="http://schemas.microsoft.com/office/drawing/2014/chartex" xmlns:cx1="http://schemas.microsoft.com/office/drawing/2015/9/8/chartex" xmlns:cx2="http://schemas.microsoft.com/office/drawing/2015/10/21/chartex" xmlns:cx3="http://schemas.microsoft.com/office/drawing/2016/5/9/chartex" xmlns:cx4="http://schemas.microsoft.com/office/drawing/2016/5/10/chartex" xmlns:cx5="http://schemas.microsoft.com/office/drawing/2016/5/11/chartex" xmlns:cx6="http://schemas.microsoft.com/office/drawing/2016/5/12/chartex" xmlns:cx7="http://schemas.microsoft.com/office/drawing/2016/5/13/chartex" xmlns:cx8="http://schemas.microsoft.com/office/drawing/2016/5/14/chartex" xmlns:mc="http://schemas.openxmlformats.org/markup-compatibility/2006" xmlns:aink="http://schemas.microsoft.com/office/drawing/2016/ink" xmlns:am3d="http://schemas.microsoft.com/office/drawing/2017/model3d" xmlns:o="urn:schemas-microsoft-com:office:office" xmlns:oel="http://schemas.microsoft.com/office/2019/extlst" xmlns:r="http://schemas.openxmlformats.org/officeDocument/2006/relationships" xmlns:m="http://schemas.openxmlformats.org/officeDocument/2006/math" xmlns:v="urn:schemas-microsoft-com:vml" xmlns:wp14="http://schemas.microsoft.com/office/word/2010/wordprocessingDrawing" xmlns:wp="http://schemas.openxmlformats.org/drawingml/2006/wordprocessingDrawing" xmlns:w10="urn:schemas-microsoft-com:office:word" xmlns:w="http://schemas.openxmlformats.org/wordprocessingml/2006/main" xmlns:w14="http://schemas.microsoft.com/office/word/2010/wordml" xmlns:w15="http://schemas.microsoft.com/office/word/2012/wordml" xmlns:w16cex="http://schemas.microsoft.com/office/word/2018/wordml/cex" xmlns:w16cid="http://schemas.microsoft.com/office/word/2016/wordml/cid" xmlns:w16="http://schemas.microsoft.com/office/word/2018/wordml" xmlns:w16du="http://schemas.microsoft.com/office/word/2023/wordml/word16du" xmlns:w16sdtdh="http://schemas.microsoft.com/office/word/2020/wordml/sdtdatahash" xmlns:w16sdtfl="http://schemas.microsoft.com/office/word/2024/wordml/sdtformatlock" xmlns:w16se="http://schemas.microsoft.com/office/word/2015/wordml/symex" xmlns:wpg="http://schemas.microsoft.com/office/word/2010/wordprocessingGroup" xmlns:wpi="http://schemas.microsoft.com/office/word/2010/wordprocessingInk" xmlns:wne="http://schemas.microsoft.com/office/word/2006/wordml" xmlns:wps="http://schemas.microsoft.com/office/word/2010/wordprocessingShape" mc:Ignorable="w14 w15 w16se w16cid w16 w16cex w16sdtdh w16sdtfl w16du wp14">
   <w:p>
     <w:pPr>
@@ -2221,7 +2255,7 @@
         <w:noProof/>
       </w:rPr>
       <w:drawing>
-        <wp:anchor distT="0" distB="0" distL="114300" distR="114300" simplePos="0" relativeHeight="251665408" behindDoc="0" locked="0" layoutInCell="1" allowOverlap="1" wp14:anchorId="5FC6E7AC" wp14:editId="2D87A98E">
+        <wp:anchor distT="0" distB="0" distL="114300" distR="114300" simplePos="0" relativeHeight="251665408" behindDoc="0" locked="0" layoutInCell="1" allowOverlap="1" wp14:anchorId="5FC6E7AC" wp14:editId="005C40C4">
           <wp:simplePos x="0" y="0"/>
           <wp:positionH relativeFrom="column">
             <wp:posOffset>-587375</wp:posOffset>
@@ -2230,14 +2264,14 @@
             <wp:posOffset>-210332</wp:posOffset>
           </wp:positionV>
           <wp:extent cx="457054" cy="457054"/>
-          <wp:effectExtent l="0" t="0" r="635" b="635"/>
+          <wp:effectExtent l="19050" t="0" r="19685" b="172085"/>
           <wp:wrapThrough wrapText="bothSides">
             <wp:wrapPolygon edited="0">
-              <wp:start x="0" y="0"/>
-              <wp:lineTo x="0" y="20729"/>
-              <wp:lineTo x="20729" y="20729"/>
-              <wp:lineTo x="20729" y="0"/>
-              <wp:lineTo x="0" y="0"/>
+              <wp:start x="-901" y="0"/>
+              <wp:lineTo x="-901" y="28840"/>
+              <wp:lineTo x="21630" y="28840"/>
+              <wp:lineTo x="21630" y="0"/>
+              <wp:lineTo x="-901" y="0"/>
             </wp:wrapPolygon>
           </wp:wrapThrough>
           <wp:docPr id="1471455041" name="Picture 4"/>
@@ -2268,9 +2302,22 @@
                     <a:off x="0" y="0"/>
                     <a:ext cx="457054" cy="457054"/>
                   </a:xfrm>
-                  <a:prstGeom prst="rect">
-                    <a:avLst/>
+                  <a:prstGeom prst="roundRect">
+                    <a:avLst>
+                      <a:gd name="adj" fmla="val 8594"/>
+                    </a:avLst>
                   </a:prstGeom>
+                  <a:solidFill>
+                    <a:srgbClr val="FFFFFF">
+                      <a:shade val="85000"/>
+                    </a:srgbClr>
+                  </a:solidFill>
+                  <a:ln>
+                    <a:noFill/>
+                  </a:ln>
+                  <a:effectLst>
+                    <a:reflection blurRad="12700" stA="38000" endPos="28000" dist="5000" dir="5400000" sy="-100000" algn="bl" rotWithShape="0"/>
+                  </a:effectLst>
                 </pic:spPr>
               </pic:pic>
             </a:graphicData>
@@ -2390,6 +2437,16 @@
         </mc:Fallback>
       </mc:AlternateContent>
     </w:r>
+  </w:p>
+</w:hdr>
+</file>
+
+<file path=word/header3.xml><?xml version="1.0" encoding="utf-8"?>
+<w:hdr xmlns:wpc="http://schemas.microsoft.com/office/word/2010/wordprocessingCanvas" xmlns:cx="http://schemas.microsoft.com/office/drawing/2014/chartex" xmlns:cx1="http://schemas.microsoft.com/office/drawing/2015/9/8/chartex" xmlns:cx2="http://schemas.microsoft.com/office/drawing/2015/10/21/chartex" xmlns:cx3="http://schemas.microsoft.com/office/drawing/2016/5/9/chartex" xmlns:cx4="http://schemas.microsoft.com/office/drawing/2016/5/10/chartex" xmlns:cx5="http://schemas.microsoft.com/office/drawing/2016/5/11/chartex" xmlns:cx6="http://schemas.microsoft.com/office/drawing/2016/5/12/chartex" xmlns:cx7="http://schemas.microsoft.com/office/drawing/2016/5/13/chartex" xmlns:cx8="http://schemas.microsoft.com/office/drawing/2016/5/14/chartex" xmlns:mc="http://schemas.openxmlformats.org/markup-compatibility/2006" xmlns:aink="http://schemas.microsoft.com/office/drawing/2016/ink" xmlns:am3d="http://schemas.microsoft.com/office/drawing/2017/model3d" xmlns:o="urn:schemas-microsoft-com:office:office" xmlns:oel="http://schemas.microsoft.com/office/2019/extlst" xmlns:r="http://schemas.openxmlformats.org/officeDocument/2006/relationships" xmlns:m="http://schemas.openxmlformats.org/officeDocument/2006/math" xmlns:v="urn:schemas-microsoft-com:vml" xmlns:wp14="http://schemas.microsoft.com/office/word/2010/wordprocessingDrawing" xmlns:wp="http://schemas.openxmlformats.org/drawingml/2006/wordprocessingDrawing" xmlns:w10="urn:schemas-microsoft-com:office:word" xmlns:w="http://schemas.openxmlformats.org/wordprocessingml/2006/main" xmlns:w14="http://schemas.microsoft.com/office/word/2010/wordml" xmlns:w15="http://schemas.microsoft.com/office/word/2012/wordml" xmlns:w16cex="http://schemas.microsoft.com/office/word/2018/wordml/cex" xmlns:w16cid="http://schemas.microsoft.com/office/word/2016/wordml/cid" xmlns:w16="http://schemas.microsoft.com/office/word/2018/wordml" xmlns:w16du="http://schemas.microsoft.com/office/word/2023/wordml/word16du" xmlns:w16sdtdh="http://schemas.microsoft.com/office/word/2020/wordml/sdtdatahash" xmlns:w16sdtfl="http://schemas.microsoft.com/office/word/2024/wordml/sdtformatlock" xmlns:w16se="http://schemas.microsoft.com/office/word/2015/wordml/symex" xmlns:wpg="http://schemas.microsoft.com/office/word/2010/wordprocessingGroup" xmlns:wpi="http://schemas.microsoft.com/office/word/2010/wordprocessingInk" xmlns:wne="http://schemas.microsoft.com/office/word/2006/wordml" xmlns:wps="http://schemas.microsoft.com/office/word/2010/wordprocessingShape" mc:Ignorable="w14 w15 w16se w16cid w16 w16cex w16sdtdh w16sdtfl w16du wp14">
+  <w:p>
+    <w:pPr>
+      <w:pStyle w:val="Header"/>
+    </w:pPr>
   </w:p>
 </w:hdr>
 </file>
